--- a/WD/WORD FILES/D26DCE173-Practical-12.docx
+++ b/WD/WORD FILES/D26DCE173-Practical-12.docx
@@ -5808,9 +5808,6 @@
         <w:ind w:right="355"/>
       </w:pPr>
       <w:r>
-        <w:rPr>
-          <w:color w:val="333333"/>
-        </w:rPr>
         <w:t>System confirmation alert rendered following confirmed event removal: 'Event 'Inter-College Sports 2026' permanently removed from campus registry.', letting the administrator know that the database record was expunged and media assets unlinked.</w:t>
       </w:r>
     </w:p>
@@ -6436,19 +6433,7 @@
         </w:rPr>
       </w:pPr>
       <w:r>
-        <w:rPr>
-          <w:b/>
-          <w:color w:val="333333"/>
-          <w:sz w:val="21"/>
-        </w:rPr>
-        <w:t>Update (UPDATE): </w:t>
-      </w:r>
-      <w:r>
-        <w:rPr>
-          <w:color w:val="333333"/>
-          <w:sz w:val="21"/>
-        </w:rPr>
-        <w:t>Administrators can edit text fields with or without uploading a replacement poster. If a new image is provided, the old poster is unlinked from the server and the new path is saved; otherwise, the existing image path is retained.</w:t>
+        <w:t>Update (UPDATE): Administrators can edit text fields with or without uploading a replacement poster. If a new image is provided, the old poster is unlinked from the server and the new path is saSmit; otherwise, the existing image path is retained.</w:t>
       </w:r>
     </w:p>
     <w:p>
@@ -8304,165 +8289,7 @@
         </w:rPr>
       </w:pPr>
       <w:r>
-        <w:rPr>
-          <w:b/>
-          <w:color w:val="333333"/>
-          <w:sz w:val="21"/>
-        </w:rPr>
-        <w:t>Success</w:t>
-      </w:r>
-      <w:r>
-        <w:rPr>
-          <w:b/>
-          <w:color w:val="333333"/>
-          <w:spacing w:val="40"/>
-          <w:sz w:val="21"/>
-        </w:rPr>
-        <w:t> </w:t>
-      </w:r>
-      <w:r>
-        <w:rPr>
-          <w:b/>
-          <w:color w:val="333333"/>
-          <w:sz w:val="21"/>
-        </w:rPr>
-        <w:t>Messages:</w:t>
-      </w:r>
-      <w:r>
-        <w:rPr>
-          <w:b/>
-          <w:color w:val="333333"/>
-          <w:spacing w:val="40"/>
-          <w:sz w:val="21"/>
-        </w:rPr>
-        <w:t> </w:t>
-      </w:r>
-      <w:r>
-        <w:rPr>
-          <w:color w:val="333333"/>
-          <w:sz w:val="21"/>
-        </w:rPr>
-        <w:t>High-contrast</w:t>
-      </w:r>
-      <w:r>
-        <w:rPr>
-          <w:color w:val="333333"/>
-          <w:spacing w:val="40"/>
-          <w:sz w:val="21"/>
-        </w:rPr>
-        <w:t> </w:t>
-      </w:r>
-      <w:r>
-        <w:rPr>
-          <w:color w:val="333333"/>
-          <w:sz w:val="21"/>
-        </w:rPr>
-        <w:t>green</w:t>
-      </w:r>
-      <w:r>
-        <w:rPr>
-          <w:color w:val="333333"/>
-          <w:spacing w:val="40"/>
-          <w:sz w:val="21"/>
-        </w:rPr>
-        <w:t> </w:t>
-      </w:r>
-      <w:r>
-        <w:rPr>
-          <w:color w:val="333333"/>
-          <w:sz w:val="21"/>
-        </w:rPr>
-        <w:t>toast</w:t>
-      </w:r>
-      <w:r>
-        <w:rPr>
-          <w:color w:val="333333"/>
-          <w:spacing w:val="40"/>
-          <w:sz w:val="21"/>
-        </w:rPr>
-        <w:t> </w:t>
-      </w:r>
-      <w:r>
-        <w:rPr>
-          <w:color w:val="333333"/>
-          <w:sz w:val="21"/>
-        </w:rPr>
-        <w:t>alerts</w:t>
-      </w:r>
-      <w:r>
-        <w:rPr>
-          <w:color w:val="333333"/>
-          <w:spacing w:val="40"/>
-          <w:sz w:val="21"/>
-        </w:rPr>
-        <w:t> </w:t>
-      </w:r>
-      <w:r>
-        <w:rPr>
-          <w:color w:val="333333"/>
-          <w:sz w:val="21"/>
-        </w:rPr>
-        <w:t>confirm</w:t>
-      </w:r>
-      <w:r>
-        <w:rPr>
-          <w:color w:val="333333"/>
-          <w:spacing w:val="40"/>
-          <w:sz w:val="21"/>
-        </w:rPr>
-        <w:t> </w:t>
-      </w:r>
-      <w:r>
-        <w:rPr>
-          <w:color w:val="333333"/>
-          <w:sz w:val="21"/>
-        </w:rPr>
-        <w:t>successful</w:t>
-      </w:r>
-      <w:r>
-        <w:rPr>
-          <w:color w:val="333333"/>
-          <w:spacing w:val="40"/>
-          <w:sz w:val="21"/>
-        </w:rPr>
-        <w:t> </w:t>
-      </w:r>
-      <w:r>
-        <w:rPr>
-          <w:color w:val="333333"/>
-          <w:sz w:val="21"/>
-        </w:rPr>
-        <w:t>creation</w:t>
-      </w:r>
-      <w:r>
-        <w:rPr>
-          <w:color w:val="333333"/>
-          <w:spacing w:val="40"/>
-          <w:sz w:val="21"/>
-        </w:rPr>
-        <w:t> </w:t>
-      </w:r>
-      <w:r>
-        <w:rPr>
-          <w:color w:val="333333"/>
-          <w:sz w:val="21"/>
-        </w:rPr>
-        <w:t>('Event</w:t>
-      </w:r>
-      <w:r>
-        <w:rPr>
-          <w:color w:val="333333"/>
-          <w:spacing w:val="40"/>
-          <w:sz w:val="21"/>
-        </w:rPr>
-        <w:t> </w:t>
-      </w:r>
-      <w:r>
-        <w:rPr>
-          <w:color w:val="333333"/>
-          <w:sz w:val="21"/>
-        </w:rPr>
-        <w:t>published successfully'), updates ('Event updated successfully'), and deletion ('Event permanently removed').</w:t>
+        <w:t>Success Messages: High-contrast green toast alerts confirm successful creation ('Event published successfully'), updates ('Event updated successfully'), and deletion ('Event permanently removed').</w:t>
       </w:r>
     </w:p>
     <w:p>
@@ -8591,63 +8418,8 @@
         <w:spacing w:before="174"/>
       </w:pPr>
       <w:r>
-        <w:rPr>
-          <w:color w:val="333333"/>
-          <w:spacing w:val="-2"/>
-        </w:rPr>
-        <w:t>GitHub</w:t>
-      </w:r>
-      <w:r>
-        <w:rPr>
-          <w:color w:val="333333"/>
-          <w:spacing w:val="16"/>
-        </w:rPr>
-        <w:t> </w:t>
-      </w:r>
-      <w:r>
-        <w:rPr>
-          <w:color w:val="333333"/>
-          <w:spacing w:val="-2"/>
-        </w:rPr>
-        <w:t>Repository</w:t>
-      </w:r>
-      <w:r>
-        <w:rPr>
-          <w:color w:val="333333"/>
-          <w:spacing w:val="14"/>
-        </w:rPr>
-        <w:t> </w:t>
-      </w:r>
-      <w:r>
-        <w:rPr>
-          <w:color w:val="333333"/>
-          <w:spacing w:val="-2"/>
-        </w:rPr>
-        <w:t>URL:</w:t>
-      </w:r>
-      <w:r>
-        <w:rPr>
-          <w:color w:val="333333"/>
-          <w:spacing w:val="17"/>
-        </w:rPr>
-        <w:t> </w:t>
-      </w:r>
-      <w:hyperlink r:id="rId22">
-        <w:r>
-          <w:rPr>
-            <w:color w:val="333333"/>
-            <w:spacing w:val="-2"/>
-          </w:rPr>
-          <w:t>https://github.com/ombhoi/Student-</w:t>
-        </w:r>
-        <w:r>
-          <w:rPr>
-            <w:color w:val="333333"/>
-            <w:spacing w:val="-5"/>
-          </w:rPr>
-          <w:t>Hub</w:t>
-        </w:r>
-      </w:hyperlink>
+        <w:t>GitHub Repository URL: https://github.com/smit-2406/studenthub-website</w:t>
+      </w:r>
     </w:p>
     <w:p>
       <w:pPr>

--- a/WD/WORD FILES/D26DCE173-Practical-12.docx
+++ b/WD/WORD FILES/D26DCE173-Practical-12.docx
@@ -8667,7 +8667,7 @@
                               <w:spacing w:val="-2"/>
                               <w:sz w:val="21"/>
                             </w:rPr>
-                            <w:t>ID-NO:-D26DCE152</w:t>
+                            <w:t>ID-NO:-D26DCE173</w:t>
                           </w:r>
                         </w:p>
                       </w:txbxContent>
@@ -8707,7 +8707,7 @@
                         <w:spacing w:val="-2"/>
                         <w:sz w:val="21"/>
                       </w:rPr>
-                      <w:t>ID-NO:-D26DCE152</w:t>
+                      <w:t>ID-NO:-D26DCE173</w:t>
                     </w:r>
                   </w:p>
                 </w:txbxContent>
